--- a/GSRT_Citations_Evidence_Addendum.docx
+++ b/GSRT_Citations_Evidence_Addendum.docx
@@ -1669,17 +1669,27 @@
         <w:t xml:space="preserve">Evidence Floor $56,000</w:t>
       </w:r>
       <w:r>
-        <w:t xml:space="preserve"> (large-city figure from the five-city study). At the Evidence Floor, 600 MASH participants represent $33.6M a year in public cost; MASH’s $6.5M operating cost breaks even if it avoids </w:t>
+        <w:t xml:space="preserve"> (large-city figure from the five-city study). At the Evidence Floor, 600 MASH participants represent $33.6M a year in public cost; MASH’s full Year 1 cost of $11.25M (600 three-month stays at $7,500 through the 20/40/20/10/10 waterfall) breaks even if it avoids </w:t>
       </w:r>
       <w:r>
         <w:rPr>
           <w:b/>
           <w:bCs/>
         </w:rPr>
-        <w:t xml:space="preserve">19.3%</w:t>
+        <w:t xml:space="preserve">33.5%</w:t>
       </w:r>
       <w:r>
-        <w:t xml:space="preserve"> of that cost.</w:t>
+        <w:t xml:space="preserve"> of that cost; at the $80,000 Conservative Floor, </w:t>
+      </w:r>
+      <w:r>
+        <w:rPr>
+          <w:b/>
+          <w:bCs/>
+        </w:rPr>
+        <w:t xml:space="preserve">23.4%</w:t>
+      </w:r>
+      <w:r>
+        <w:t xml:space="preserve">.</w:t>
       </w:r>
     </w:p>
     <w:p>
@@ -2750,7 +2760,7 @@
         </w:rPr>
         <w:t xml:space="preserve">Latimer E, et al. Costs of services for homeless people with mental illness in 5 Canadian cities: a large prospective follow-up study. CMAJ Open. 2017;5(3):E576–E585. doi:10.9778/cmajo.20170018. </w:t>
       </w:r>
-      <w:hyperlink w:history="1" r:id="rIdebbcqcmfnqbi1aaod9wyx">
+      <w:hyperlink w:history="1" r:id="rIdbcmc04ysz7wx6b3bwzpkr">
         <w:r>
           <w:rPr>
             <w:rStyle w:val="Hyperlink"/>
@@ -2777,7 +2787,7 @@
         </w:rPr>
         <w:t xml:space="preserve">Mental Health Commission of Canada. Cross-Site At Home/Chez Soi Project: Final Report, Executive Summary. </w:t>
       </w:r>
-      <w:hyperlink w:history="1" r:id="rIdjuexq4x6dq4nvhh0ygcce">
+      <w:hyperlink w:history="1" r:id="rId5wee5zbsjtho1qqvfcdiq">
         <w:r>
           <w:rPr>
             <w:rStyle w:val="Hyperlink"/>
@@ -2804,7 +2814,7 @@
         </w:rPr>
         <w:t xml:space="preserve">Gaetz S. The Real Cost of Homelessness: Can We Save Money by Doing the Right Thing? Toronto: Canadian Homelessness Research Network Press; 2012. (Cites Calgary Homeless Foundation 2008; Patterson et al. 2008; Shapcott 2007.) </w:t>
       </w:r>
-      <w:hyperlink w:history="1" r:id="rIdhtanaahehbg_u283dl2vm">
+      <w:hyperlink w:history="1" r:id="rIdb1cszx5d6k6tpeujljniq">
         <w:r>
           <w:rPr>
             <w:rStyle w:val="Hyperlink"/>
@@ -2831,7 +2841,7 @@
         </w:rPr>
         <w:t xml:space="preserve">Heckert M, Mennis J. The economic impact of greening urban vacant land: a spatial difference-in-differences analysis. Environment and Planning A. 2012;44:3010–3027. doi:10.1068/a4595. </w:t>
       </w:r>
-      <w:hyperlink w:history="1" r:id="rIdpsrjdyqjyyyefbees5x-v">
+      <w:hyperlink w:history="1" r:id="rId0lmllwnx1phnlzr4cskdu">
         <w:r>
           <w:rPr>
             <w:rStyle w:val="Hyperlink"/>
@@ -2858,7 +2868,7 @@
         </w:rPr>
         <w:t xml:space="preserve">Wachter SM, Gillen KC, Brown CR. Green Investment Strategies. Communities &amp; Banking, Federal Reserve Bank of Boston. Spring 2008. </w:t>
       </w:r>
-      <w:hyperlink w:history="1" r:id="rIdomgugoo7opwrjpnomldef">
+      <w:hyperlink w:history="1" r:id="rIdmn1krc6ovtuvahepy72tw">
         <w:r>
           <w:rPr>
             <w:rStyle w:val="Hyperlink"/>
@@ -2885,7 +2895,7 @@
         </w:rPr>
         <w:t xml:space="preserve">University of Pennsylvania (Penn Today). Greening boosts home prices—here’s the proof. February 24, 2005. </w:t>
       </w:r>
-      <w:hyperlink w:history="1" r:id="rId-qdssjihlm8ac6rnrmyty">
+      <w:hyperlink w:history="1" r:id="rIda1hj7m4fpvvetbjf0mlys">
         <w:r>
           <w:rPr>
             <w:rStyle w:val="Hyperlink"/>
@@ -2912,7 +2922,7 @@
         </w:rPr>
         <w:t xml:space="preserve">Intact Centre on Climate Adaptation, University of Waterloo. When the Big Storms Hit: The Role of Wetlands to Limit Urban and Rural Flood Damage. 2017. </w:t>
       </w:r>
-      <w:hyperlink w:history="1" r:id="rIdihpmthso7fube4zcrl_zz">
+      <w:hyperlink w:history="1" r:id="rId4wnbfg46poq52fhg7laqu">
         <w:r>
           <w:rPr>
             <w:rStyle w:val="Hyperlink"/>
@@ -2939,7 +2949,7 @@
         </w:rPr>
         <w:t xml:space="preserve">Gupta R, et al. Assessing the efficacy of hydro-ecological based wetland management approach for flood resilience of a large river catchment. Journal of Hydrology. 2024;641:131761. </w:t>
       </w:r>
-      <w:hyperlink w:history="1" r:id="rIdsr4ic9laes6wsytyhqrji">
+      <w:hyperlink w:history="1" r:id="rIdt_it21juki82lvbzeuhxz">
         <w:r>
           <w:rPr>
             <w:rStyle w:val="Hyperlink"/>
@@ -2966,7 +2976,7 @@
         </w:rPr>
         <w:t xml:space="preserve">National Institute of Building Sciences. Natural Hazard Mitigation Saves: 2019 Report. Washington, DC; 2019. </w:t>
       </w:r>
-      <w:hyperlink w:history="1" r:id="rIdqw_rqszowsm-kjif7gmdr">
+      <w:hyperlink w:history="1" r:id="rIdkibrunp6kxksoe282-xyi">
         <w:r>
           <w:rPr>
             <w:rStyle w:val="Hyperlink"/>
@@ -2993,7 +3003,7 @@
         </w:rPr>
         <w:t xml:space="preserve">Statistics Canada. Study: Quality of employment of health care workers during the COVID-19 pandemic. The Daily, August 10, 2023. </w:t>
       </w:r>
-      <w:hyperlink w:history="1" r:id="rId8u4puudptr2v4trqwoenq">
+      <w:hyperlink w:history="1" r:id="rIdnmezx3waypmrb1o6uftro">
         <w:r>
           <w:rPr>
             <w:rStyle w:val="Hyperlink"/>
@@ -3020,7 +3030,7 @@
         </w:rPr>
         <w:t xml:space="preserve">Deloitte Canada. The ROI in workplace mental health programs: Good for people, good for business. November 2019. </w:t>
       </w:r>
-      <w:hyperlink w:history="1" r:id="rIdzd9du61xkmpfyisn0mlgd">
+      <w:hyperlink w:history="1" r:id="rIdwg8aq6vz1oyvcjuiw6daz">
         <w:r>
           <w:rPr>
             <w:rStyle w:val="Hyperlink"/>
@@ -3324,7 +3334,7 @@
                 <w:sz w:val="16"/>
                 <w:szCs w:val="16"/>
               </w:rPr>
-              <w:t xml:space="preserve">Operating cost ÷ (participants × cost per person)</w:t>
+              <w:t xml:space="preserve">Gross cost ÷ (participants × cost per person)</w:t>
             </w:r>
           </w:p>
         </w:tc>
@@ -3354,7 +3364,7 @@
                 <w:sz w:val="16"/>
                 <w:szCs w:val="16"/>
               </w:rPr>
-              <w:t xml:space="preserve">$6.5M (Modelled) · 600 (Design) · $56,000 (Sourced [1])</w:t>
+              <w:t xml:space="preserve">$11.25M (Design) · 600 (Design) · $56,000 (Sourced [1])</w:t>
             </w:r>
           </w:p>
         </w:tc>
@@ -3384,7 +3394,7 @@
                 <w:sz w:val="16"/>
                 <w:szCs w:val="16"/>
               </w:rPr>
-              <w:t xml:space="preserve">$6.5M ÷ $33.6M = 19.3%</w:t>
+              <w:t xml:space="preserve">$11.25M ÷ $33.6M = 33.5% (43.1% with returns)</w:t>
             </w:r>
           </w:p>
         </w:tc>
@@ -3539,7 +3549,7 @@
                 <w:sz w:val="16"/>
                 <w:szCs w:val="16"/>
               </w:rPr>
-              <w:t xml:space="preserve">$6.5M ÷ $48.0M = 13.5%</w:t>
+              <w:t xml:space="preserve">$11.25M ÷ $48.0M = 23.4% (30.2% with returns)</w:t>
             </w:r>
           </w:p>
         </w:tc>
@@ -3694,7 +3704,7 @@
                 <w:sz w:val="16"/>
                 <w:szCs w:val="16"/>
               </w:rPr>
-              <w:t xml:space="preserve">$6.5M ÷ $72.0M = 9.0%</w:t>
+              <w:t xml:space="preserve">$11.25M ÷ $72.0M = 15.6% (20.1% with returns)</w:t>
             </w:r>
           </w:p>
         </w:tc>
@@ -3759,7 +3769,7 @@
                 <w:sz w:val="16"/>
                 <w:szCs w:val="16"/>
               </w:rPr>
-              <w:t xml:space="preserve">MASH operating cost</w:t>
+              <w:t xml:space="preserve">MASH Year 1 cost</w:t>
             </w:r>
           </w:p>
         </w:tc>
@@ -3789,7 +3799,7 @@
                 <w:sz w:val="16"/>
                 <w:szCs w:val="16"/>
               </w:rPr>
-              <w:t xml:space="preserve">600 × $7,500 + other costs</w:t>
+              <w:t xml:space="preserve">600 × $7,500 ÷ 0.40 (stays are the 40% stream)</w:t>
             </w:r>
           </w:p>
         </w:tc>
@@ -3819,7 +3829,7 @@
                 <w:sz w:val="16"/>
                 <w:szCs w:val="16"/>
               </w:rPr>
-              <w:t xml:space="preserve">$7,500 per stay (Design)</w:t>
+              <w:t xml:space="preserve">$7,500 per 3-month stay (Design): 90 × $80 + 3 × $60 = $7,380</w:t>
             </w:r>
           </w:p>
         </w:tc>
@@ -3849,7 +3859,7 @@
                 <w:sz w:val="16"/>
                 <w:szCs w:val="16"/>
               </w:rPr>
-              <w:t xml:space="preserve">$4.5M in stays vs $6.5M stated</w:t>
+              <w:t xml:space="preserve">$4.5M stays → $11.25M gross; about $14.5M with return stays</w:t>
             </w:r>
           </w:p>
         </w:tc>
@@ -3876,12 +3886,10 @@
             </w:pPr>
             <w:r>
               <w:rPr>
-                <w:b/>
-                <w:bCs/>
                 <w:sz w:val="16"/>
                 <w:szCs w:val="16"/>
               </w:rPr>
-              <w:t xml:space="preserve">Gap of $2.0M not itemized</w:t>
+              <w:t xml:space="preserve">Resolved: replaces the unitemized $6.5M</w:t>
             </w:r>
           </w:p>
         </w:tc>
@@ -3916,7 +3924,7 @@
                 <w:sz w:val="16"/>
                 <w:szCs w:val="16"/>
               </w:rPr>
-              <w:t xml:space="preserve">MASH pilot ask</w:t>
+              <w:t xml:space="preserve">MASH pilot ask (old documents)</w:t>
             </w:r>
           </w:p>
         </w:tc>
@@ -4038,7 +4046,7 @@
                 <w:sz w:val="16"/>
                 <w:szCs w:val="16"/>
               </w:rPr>
-              <w:t xml:space="preserve">Stated ask of $3.5M is $250K short</w:t>
+              <w:t xml:space="preserve">Old $3.5M ask was $250K short; superseded by $11.25M</w:t>
             </w:r>
           </w:p>
         </w:tc>
@@ -5190,7 +5198,7 @@
                 <w:sz w:val="16"/>
                 <w:szCs w:val="16"/>
               </w:rPr>
-              <w:t xml:space="preserve">(W × T_r × $93,000) + (S_d × W_d) + (A_r × A_c) + M_i</w:t>
+              <w:t xml:space="preserve">(W × T_r × $93,000) + (S_d × W_d × W) + (A_r × A_c) + M_i</w:t>
             </w:r>
           </w:p>
         </w:tc>
@@ -5220,7 +5228,7 @@
                 <w:sz w:val="16"/>
                 <w:szCs w:val="16"/>
               </w:rPr>
-              <w:t xml:space="preserve">$93,000 and $15,000 (Unsourced) · others Modelled</w:t>
+              <w:t xml:space="preserve">$93,000 and $15,000 (Unsourced) · A_r = 4 · others Modelled</w:t>
             </w:r>
           </w:p>
         </w:tc>
@@ -5250,7 +5258,7 @@
                 <w:sz w:val="16"/>
                 <w:szCs w:val="16"/>
               </w:rPr>
-              <w:t xml:space="preserve">$392,475 by the formula</w:t>
+              <w:t xml:space="preserve">$372,000 + $59,500 + $10,000 + $15,000 = $456,500</w:t>
             </w:r>
           </w:p>
         </w:tc>
@@ -5282,7 +5290,7 @@
                 <w:sz w:val="16"/>
                 <w:szCs w:val="16"/>
               </w:rPr>
-              <w:t xml:space="preserve">Documents cite $456,500 (49.4×); the formula gives 42.5×</w:t>
+              <w:t xml:space="preserve">Reconciled: the written formula lacked × W and A_r = 4. Exposure ceiling only; the 49.4× ratio assumes 100% avoided and is not cited</w:t>
             </w:r>
           </w:p>
         </w:tc>
@@ -7442,6 +7450,756 @@
                 <w:szCs w:val="17"/>
               </w:rPr>
               <w:t xml:space="preserve">The pilot decides that</w:t>
+            </w:r>
+          </w:p>
+        </w:tc>
+      </w:tr>
+      <w:tr>
+        <w:trPr>
+          <w:cantSplit/>
+        </w:trPr>
+        <w:tc>
+          <w:tcPr>
+            <w:tcW w:type="dxa" w:w="1700"/>
+            <w:tcBorders>
+              <w:top w:val="single" w:color="BFBFBF" w:sz="4"/>
+              <w:left w:val="single" w:color="BFBFBF" w:sz="4"/>
+              <w:bottom w:val="single" w:color="BFBFBF" w:sz="4"/>
+              <w:right w:val="single" w:color="BFBFBF" w:sz="4"/>
+            </w:tcBorders>
+            <w:shd w:fill="FFFFFF" w:color="auto" w:val="clear"/>
+            <w:tcMar>
+              <w:top w:type="dxa" w:w="80"/>
+              <w:left w:type="dxa" w:w="110"/>
+              <w:bottom w:type="dxa" w:w="80"/>
+              <w:right w:type="dxa" w:w="110"/>
+            </w:tcMar>
+          </w:tcPr>
+          <w:p>
+            <w:pPr>
+              <w:spacing w:after="40"/>
+            </w:pPr>
+            <w:r>
+              <w:rPr>
+                <w:sz w:val="17"/>
+                <w:szCs w:val="17"/>
+              </w:rPr>
+              <w:t xml:space="preserve">MASH stay and cost</w:t>
+            </w:r>
+          </w:p>
+        </w:tc>
+        <w:tc>
+          <w:tcPr>
+            <w:tcW w:type="dxa" w:w="2350"/>
+            <w:tcBorders>
+              <w:top w:val="single" w:color="BFBFBF" w:sz="4"/>
+              <w:left w:val="single" w:color="BFBFBF" w:sz="4"/>
+              <w:bottom w:val="single" w:color="BFBFBF" w:sz="4"/>
+              <w:right w:val="single" w:color="BFBFBF" w:sz="4"/>
+            </w:tcBorders>
+            <w:shd w:fill="FFFFFF" w:color="auto" w:val="clear"/>
+            <w:tcMar>
+              <w:top w:type="dxa" w:w="80"/>
+              <w:left w:type="dxa" w:w="110"/>
+              <w:bottom w:type="dxa" w:w="80"/>
+              <w:right w:type="dxa" w:w="110"/>
+            </w:tcMar>
+          </w:tcPr>
+          <w:p>
+            <w:pPr>
+              <w:spacing w:after="40"/>
+            </w:pPr>
+            <w:r>
+              <w:rPr>
+                <w:sz w:val="17"/>
+                <w:szCs w:val="17"/>
+              </w:rPr>
+              <w:t xml:space="preserve">$7,500 labelled as a 4-month stay</w:t>
+            </w:r>
+          </w:p>
+        </w:tc>
+        <w:tc>
+          <w:tcPr>
+            <w:tcW w:type="dxa" w:w="2300"/>
+            <w:tcBorders>
+              <w:top w:val="single" w:color="BFBFBF" w:sz="4"/>
+              <w:left w:val="single" w:color="BFBFBF" w:sz="4"/>
+              <w:bottom w:val="single" w:color="BFBFBF" w:sz="4"/>
+              <w:right w:val="single" w:color="BFBFBF" w:sz="4"/>
+            </w:tcBorders>
+            <w:shd w:fill="FFFFFF" w:color="auto" w:val="clear"/>
+            <w:tcMar>
+              <w:top w:type="dxa" w:w="80"/>
+              <w:left w:type="dxa" w:w="110"/>
+              <w:bottom w:type="dxa" w:w="80"/>
+              <w:right w:type="dxa" w:w="110"/>
+            </w:tcMar>
+          </w:tcPr>
+          <w:p>
+            <w:pPr>
+              <w:spacing w:after="40"/>
+            </w:pPr>
+            <w:r>
+              <w:rPr>
+                <w:sz w:val="17"/>
+                <w:szCs w:val="17"/>
+              </w:rPr>
+              <w:t xml:space="preserve">$7,500 per 3-month stay, with a one-month shadow overlap inside it</w:t>
+            </w:r>
+          </w:p>
+        </w:tc>
+        <w:tc>
+          <w:tcPr>
+            <w:tcW w:type="dxa" w:w="3010"/>
+            <w:tcBorders>
+              <w:top w:val="single" w:color="BFBFBF" w:sz="4"/>
+              <w:left w:val="single" w:color="BFBFBF" w:sz="4"/>
+              <w:bottom w:val="single" w:color="BFBFBF" w:sz="4"/>
+              <w:right w:val="single" w:color="BFBFBF" w:sz="4"/>
+            </w:tcBorders>
+            <w:shd w:fill="FFFFFF" w:color="auto" w:val="clear"/>
+            <w:tcMar>
+              <w:top w:type="dxa" w:w="80"/>
+              <w:left w:type="dxa" w:w="110"/>
+              <w:bottom w:type="dxa" w:w="80"/>
+              <w:right w:type="dxa" w:w="110"/>
+            </w:tcMar>
+          </w:tcPr>
+          <w:p>
+            <w:pPr>
+              <w:spacing w:after="40"/>
+            </w:pPr>
+            <w:r>
+              <w:rPr>
+                <w:sz w:val="17"/>
+                <w:szCs w:val="17"/>
+              </w:rPr>
+              <w:t xml:space="preserve">$80/day + $60/month = $7,380 for 90 days; locked by the Framework Architect, 18 Oct 2026</w:t>
+            </w:r>
+          </w:p>
+        </w:tc>
+      </w:tr>
+      <w:tr>
+        <w:trPr>
+          <w:cantSplit/>
+        </w:trPr>
+        <w:tc>
+          <w:tcPr>
+            <w:tcW w:type="dxa" w:w="1700"/>
+            <w:tcBorders>
+              <w:top w:val="single" w:color="BFBFBF" w:sz="4"/>
+              <w:left w:val="single" w:color="BFBFBF" w:sz="4"/>
+              <w:bottom w:val="single" w:color="BFBFBF" w:sz="4"/>
+              <w:right w:val="single" w:color="BFBFBF" w:sz="4"/>
+            </w:tcBorders>
+            <w:shd w:fill="F2F2F2" w:color="auto" w:val="clear"/>
+            <w:tcMar>
+              <w:top w:type="dxa" w:w="80"/>
+              <w:left w:type="dxa" w:w="110"/>
+              <w:bottom w:type="dxa" w:w="80"/>
+              <w:right w:type="dxa" w:w="110"/>
+            </w:tcMar>
+          </w:tcPr>
+          <w:p>
+            <w:pPr>
+              <w:spacing w:after="40"/>
+            </w:pPr>
+            <w:r>
+              <w:rPr>
+                <w:sz w:val="17"/>
+                <w:szCs w:val="17"/>
+              </w:rPr>
+              <w:t xml:space="preserve">MASH Year 1 ask</w:t>
+            </w:r>
+          </w:p>
+        </w:tc>
+        <w:tc>
+          <w:tcPr>
+            <w:tcW w:type="dxa" w:w="2350"/>
+            <w:tcBorders>
+              <w:top w:val="single" w:color="BFBFBF" w:sz="4"/>
+              <w:left w:val="single" w:color="BFBFBF" w:sz="4"/>
+              <w:bottom w:val="single" w:color="BFBFBF" w:sz="4"/>
+              <w:right w:val="single" w:color="BFBFBF" w:sz="4"/>
+            </w:tcBorders>
+            <w:shd w:fill="F2F2F2" w:color="auto" w:val="clear"/>
+            <w:tcMar>
+              <w:top w:type="dxa" w:w="80"/>
+              <w:left w:type="dxa" w:w="110"/>
+              <w:bottom w:type="dxa" w:w="80"/>
+              <w:right w:type="dxa" w:w="110"/>
+            </w:tcMar>
+          </w:tcPr>
+          <w:p>
+            <w:pPr>
+              <w:spacing w:after="40"/>
+            </w:pPr>
+            <w:r>
+              <w:rPr>
+                <w:sz w:val="17"/>
+                <w:szCs w:val="17"/>
+              </w:rPr>
+              <w:t xml:space="preserve">$3.5M (budget lines sum to $3.75M)</w:t>
+            </w:r>
+          </w:p>
+        </w:tc>
+        <w:tc>
+          <w:tcPr>
+            <w:tcW w:type="dxa" w:w="2300"/>
+            <w:tcBorders>
+              <w:top w:val="single" w:color="BFBFBF" w:sz="4"/>
+              <w:left w:val="single" w:color="BFBFBF" w:sz="4"/>
+              <w:bottom w:val="single" w:color="BFBFBF" w:sz="4"/>
+              <w:right w:val="single" w:color="BFBFBF" w:sz="4"/>
+            </w:tcBorders>
+            <w:shd w:fill="F2F2F2" w:color="auto" w:val="clear"/>
+            <w:tcMar>
+              <w:top w:type="dxa" w:w="80"/>
+              <w:left w:type="dxa" w:w="110"/>
+              <w:bottom w:type="dxa" w:w="80"/>
+              <w:right w:type="dxa" w:w="110"/>
+            </w:tcMar>
+          </w:tcPr>
+          <w:p>
+            <w:pPr>
+              <w:spacing w:after="40"/>
+            </w:pPr>
+            <w:r>
+              <w:rPr>
+                <w:sz w:val="17"/>
+                <w:szCs w:val="17"/>
+              </w:rPr>
+              <w:t xml:space="preserve">$11.25M gross (about $14.5M with returns)</w:t>
+            </w:r>
+          </w:p>
+        </w:tc>
+        <w:tc>
+          <w:tcPr>
+            <w:tcW w:type="dxa" w:w="3010"/>
+            <w:tcBorders>
+              <w:top w:val="single" w:color="BFBFBF" w:sz="4"/>
+              <w:left w:val="single" w:color="BFBFBF" w:sz="4"/>
+              <w:bottom w:val="single" w:color="BFBFBF" w:sz="4"/>
+              <w:right w:val="single" w:color="BFBFBF" w:sz="4"/>
+            </w:tcBorders>
+            <w:shd w:fill="F2F2F2" w:color="auto" w:val="clear"/>
+            <w:tcMar>
+              <w:top w:type="dxa" w:w="80"/>
+              <w:left w:type="dxa" w:w="110"/>
+              <w:bottom w:type="dxa" w:w="80"/>
+              <w:right w:type="dxa" w:w="110"/>
+            </w:tcMar>
+          </w:tcPr>
+          <w:p>
+            <w:pPr>
+              <w:spacing w:after="40"/>
+            </w:pPr>
+            <w:r>
+              <w:rPr>
+                <w:sz w:val="17"/>
+                <w:szCs w:val="17"/>
+              </w:rPr>
+              <w:t xml:space="preserve">600 stays through the full 20/40/20/10/10 waterfall</w:t>
+            </w:r>
+          </w:p>
+        </w:tc>
+      </w:tr>
+      <w:tr>
+        <w:trPr>
+          <w:cantSplit/>
+        </w:trPr>
+        <w:tc>
+          <w:tcPr>
+            <w:tcW w:type="dxa" w:w="1700"/>
+            <w:tcBorders>
+              <w:top w:val="single" w:color="BFBFBF" w:sz="4"/>
+              <w:left w:val="single" w:color="BFBFBF" w:sz="4"/>
+              <w:bottom w:val="single" w:color="BFBFBF" w:sz="4"/>
+              <w:right w:val="single" w:color="BFBFBF" w:sz="4"/>
+            </w:tcBorders>
+            <w:shd w:fill="FFFFFF" w:color="auto" w:val="clear"/>
+            <w:tcMar>
+              <w:top w:type="dxa" w:w="80"/>
+              <w:left w:type="dxa" w:w="110"/>
+              <w:bottom w:type="dxa" w:w="80"/>
+              <w:right w:type="dxa" w:w="110"/>
+            </w:tcMar>
+          </w:tcPr>
+          <w:p>
+            <w:pPr>
+              <w:spacing w:after="40"/>
+            </w:pPr>
+            <w:r>
+              <w:rPr>
+                <w:sz w:val="17"/>
+                <w:szCs w:val="17"/>
+              </w:rPr>
+              <w:t xml:space="preserve">MASH break-even</w:t>
+            </w:r>
+          </w:p>
+        </w:tc>
+        <w:tc>
+          <w:tcPr>
+            <w:tcW w:type="dxa" w:w="2350"/>
+            <w:tcBorders>
+              <w:top w:val="single" w:color="BFBFBF" w:sz="4"/>
+              <w:left w:val="single" w:color="BFBFBF" w:sz="4"/>
+              <w:bottom w:val="single" w:color="BFBFBF" w:sz="4"/>
+              <w:right w:val="single" w:color="BFBFBF" w:sz="4"/>
+            </w:tcBorders>
+            <w:shd w:fill="FFFFFF" w:color="auto" w:val="clear"/>
+            <w:tcMar>
+              <w:top w:type="dxa" w:w="80"/>
+              <w:left w:type="dxa" w:w="110"/>
+              <w:bottom w:type="dxa" w:w="80"/>
+              <w:right w:type="dxa" w:w="110"/>
+            </w:tcMar>
+          </w:tcPr>
+          <w:p>
+            <w:pPr>
+              <w:spacing w:after="40"/>
+            </w:pPr>
+            <w:r>
+              <w:rPr>
+                <w:sz w:val="17"/>
+                <w:szCs w:val="17"/>
+              </w:rPr>
+              <w:t xml:space="preserve">19.3% on an unitemized $6.5M</w:t>
+            </w:r>
+          </w:p>
+        </w:tc>
+        <w:tc>
+          <w:tcPr>
+            <w:tcW w:type="dxa" w:w="2300"/>
+            <w:tcBorders>
+              <w:top w:val="single" w:color="BFBFBF" w:sz="4"/>
+              <w:left w:val="single" w:color="BFBFBF" w:sz="4"/>
+              <w:bottom w:val="single" w:color="BFBFBF" w:sz="4"/>
+              <w:right w:val="single" w:color="BFBFBF" w:sz="4"/>
+            </w:tcBorders>
+            <w:shd w:fill="FFFFFF" w:color="auto" w:val="clear"/>
+            <w:tcMar>
+              <w:top w:type="dxa" w:w="80"/>
+              <w:left w:type="dxa" w:w="110"/>
+              <w:bottom w:type="dxa" w:w="80"/>
+              <w:right w:type="dxa" w:w="110"/>
+            </w:tcMar>
+          </w:tcPr>
+          <w:p>
+            <w:pPr>
+              <w:spacing w:after="40"/>
+            </w:pPr>
+            <w:r>
+              <w:rPr>
+                <w:sz w:val="17"/>
+                <w:szCs w:val="17"/>
+              </w:rPr>
+              <w:t xml:space="preserve">33.5% Evidence Floor · 23.4% Conservative · 15.6% Observed</w:t>
+            </w:r>
+          </w:p>
+        </w:tc>
+        <w:tc>
+          <w:tcPr>
+            <w:tcW w:type="dxa" w:w="3010"/>
+            <w:tcBorders>
+              <w:top w:val="single" w:color="BFBFBF" w:sz="4"/>
+              <w:left w:val="single" w:color="BFBFBF" w:sz="4"/>
+              <w:bottom w:val="single" w:color="BFBFBF" w:sz="4"/>
+              <w:right w:val="single" w:color="BFBFBF" w:sz="4"/>
+            </w:tcBorders>
+            <w:shd w:fill="FFFFFF" w:color="auto" w:val="clear"/>
+            <w:tcMar>
+              <w:top w:type="dxa" w:w="80"/>
+              <w:left w:type="dxa" w:w="110"/>
+              <w:bottom w:type="dxa" w:w="80"/>
+              <w:right w:type="dxa" w:w="110"/>
+            </w:tcMar>
+          </w:tcPr>
+          <w:p>
+            <w:pPr>
+              <w:spacing w:after="40"/>
+            </w:pPr>
+            <w:r>
+              <w:rPr>
+                <w:sz w:val="17"/>
+                <w:szCs w:val="17"/>
+              </w:rPr>
+              <w:t xml:space="preserve">Recomputed on the full waterfall cost</w:t>
+            </w:r>
+          </w:p>
+        </w:tc>
+      </w:tr>
+      <w:tr>
+        <w:trPr>
+          <w:cantSplit/>
+        </w:trPr>
+        <w:tc>
+          <w:tcPr>
+            <w:tcW w:type="dxa" w:w="1700"/>
+            <w:tcBorders>
+              <w:top w:val="single" w:color="BFBFBF" w:sz="4"/>
+              <w:left w:val="single" w:color="BFBFBF" w:sz="4"/>
+              <w:bottom w:val="single" w:color="BFBFBF" w:sz="4"/>
+              <w:right w:val="single" w:color="BFBFBF" w:sz="4"/>
+            </w:tcBorders>
+            <w:shd w:fill="F2F2F2" w:color="auto" w:val="clear"/>
+            <w:tcMar>
+              <w:top w:type="dxa" w:w="80"/>
+              <w:left w:type="dxa" w:w="110"/>
+              <w:bottom w:type="dxa" w:w="80"/>
+              <w:right w:type="dxa" w:w="110"/>
+            </w:tcMar>
+          </w:tcPr>
+          <w:p>
+            <w:pPr>
+              <w:spacing w:after="40"/>
+            </w:pPr>
+            <w:r>
+              <w:rPr>
+                <w:sz w:val="17"/>
+                <w:szCs w:val="17"/>
+              </w:rPr>
+              <w:t xml:space="preserve">LRP 10-year value</w:t>
+            </w:r>
+          </w:p>
+        </w:tc>
+        <w:tc>
+          <w:tcPr>
+            <w:tcW w:type="dxa" w:w="2350"/>
+            <w:tcBorders>
+              <w:top w:val="single" w:color="BFBFBF" w:sz="4"/>
+              <w:left w:val="single" w:color="BFBFBF" w:sz="4"/>
+              <w:bottom w:val="single" w:color="BFBFBF" w:sz="4"/>
+              <w:right w:val="single" w:color="BFBFBF" w:sz="4"/>
+            </w:tcBorders>
+            <w:shd w:fill="F2F2F2" w:color="auto" w:val="clear"/>
+            <w:tcMar>
+              <w:top w:type="dxa" w:w="80"/>
+              <w:left w:type="dxa" w:w="110"/>
+              <w:bottom w:type="dxa" w:w="80"/>
+              <w:right w:type="dxa" w:w="110"/>
+            </w:tcMar>
+          </w:tcPr>
+          <w:p>
+            <w:pPr>
+              <w:spacing w:after="40"/>
+            </w:pPr>
+            <w:r>
+              <w:rPr>
+                <w:sz w:val="17"/>
+                <w:szCs w:val="17"/>
+              </w:rPr>
+              <w:t xml:space="preserve">$918,000 (Mathematics Manual v2, §5.1)</w:t>
+            </w:r>
+          </w:p>
+        </w:tc>
+        <w:tc>
+          <w:tcPr>
+            <w:tcW w:type="dxa" w:w="2300"/>
+            <w:tcBorders>
+              <w:top w:val="single" w:color="BFBFBF" w:sz="4"/>
+              <w:left w:val="single" w:color="BFBFBF" w:sz="4"/>
+              <w:bottom w:val="single" w:color="BFBFBF" w:sz="4"/>
+              <w:right w:val="single" w:color="BFBFBF" w:sz="4"/>
+            </w:tcBorders>
+            <w:shd w:fill="F2F2F2" w:color="auto" w:val="clear"/>
+            <w:tcMar>
+              <w:top w:type="dxa" w:w="80"/>
+              <w:left w:type="dxa" w:w="110"/>
+              <w:bottom w:type="dxa" w:w="80"/>
+              <w:right w:type="dxa" w:w="110"/>
+            </w:tcMar>
+          </w:tcPr>
+          <w:p>
+            <w:pPr>
+              <w:spacing w:after="40"/>
+            </w:pPr>
+            <w:r>
+              <w:rPr>
+                <w:sz w:val="17"/>
+                <w:szCs w:val="17"/>
+              </w:rPr>
+              <w:t xml:space="preserve">$765,000 with no ripple factor</w:t>
+            </w:r>
+          </w:p>
+        </w:tc>
+        <w:tc>
+          <w:tcPr>
+            <w:tcW w:type="dxa" w:w="3010"/>
+            <w:tcBorders>
+              <w:top w:val="single" w:color="BFBFBF" w:sz="4"/>
+              <w:left w:val="single" w:color="BFBFBF" w:sz="4"/>
+              <w:bottom w:val="single" w:color="BFBFBF" w:sz="4"/>
+              <w:right w:val="single" w:color="BFBFBF" w:sz="4"/>
+            </w:tcBorders>
+            <w:shd w:fill="F2F2F2" w:color="auto" w:val="clear"/>
+            <w:tcMar>
+              <w:top w:type="dxa" w:w="80"/>
+              <w:left w:type="dxa" w:w="110"/>
+              <w:bottom w:type="dxa" w:w="80"/>
+              <w:right w:type="dxa" w:w="110"/>
+            </w:tcMar>
+          </w:tcPr>
+          <w:p>
+            <w:pPr>
+              <w:spacing w:after="40"/>
+            </w:pPr>
+            <w:r>
+              <w:rPr>
+                <w:sz w:val="17"/>
+                <w:szCs w:val="17"/>
+              </w:rPr>
+              <w:t xml:space="preserve">$76,500 × 10 = $765,000; $918,000 assumes an unstated ripple factor of 2</w:t>
+            </w:r>
+          </w:p>
+        </w:tc>
+      </w:tr>
+      <w:tr>
+        <w:trPr>
+          <w:cantSplit/>
+        </w:trPr>
+        <w:tc>
+          <w:tcPr>
+            <w:tcW w:type="dxa" w:w="1700"/>
+            <w:tcBorders>
+              <w:top w:val="single" w:color="BFBFBF" w:sz="4"/>
+              <w:left w:val="single" w:color="BFBFBF" w:sz="4"/>
+              <w:bottom w:val="single" w:color="BFBFBF" w:sz="4"/>
+              <w:right w:val="single" w:color="BFBFBF" w:sz="4"/>
+            </w:tcBorders>
+            <w:shd w:fill="FFFFFF" w:color="auto" w:val="clear"/>
+            <w:tcMar>
+              <w:top w:type="dxa" w:w="80"/>
+              <w:left w:type="dxa" w:w="110"/>
+              <w:bottom w:type="dxa" w:w="80"/>
+              <w:right w:type="dxa" w:w="110"/>
+            </w:tcMar>
+          </w:tcPr>
+          <w:p>
+            <w:pPr>
+              <w:spacing w:after="40"/>
+            </w:pPr>
+            <w:r>
+              <w:rPr>
+                <w:sz w:val="17"/>
+                <w:szCs w:val="17"/>
+              </w:rPr>
+              <w:t xml:space="preserve">LRP return wording</w:t>
+            </w:r>
+          </w:p>
+        </w:tc>
+        <w:tc>
+          <w:tcPr>
+            <w:tcW w:type="dxa" w:w="2350"/>
+            <w:tcBorders>
+              <w:top w:val="single" w:color="BFBFBF" w:sz="4"/>
+              <w:left w:val="single" w:color="BFBFBF" w:sz="4"/>
+              <w:bottom w:val="single" w:color="BFBFBF" w:sz="4"/>
+              <w:right w:val="single" w:color="BFBFBF" w:sz="4"/>
+            </w:tcBorders>
+            <w:shd w:fill="FFFFFF" w:color="auto" w:val="clear"/>
+            <w:tcMar>
+              <w:top w:type="dxa" w:w="80"/>
+              <w:left w:type="dxa" w:w="110"/>
+              <w:bottom w:type="dxa" w:w="80"/>
+              <w:right w:type="dxa" w:w="110"/>
+            </w:tcMar>
+          </w:tcPr>
+          <w:p>
+            <w:pPr>
+              <w:spacing w:after="40"/>
+            </w:pPr>
+            <w:r>
+              <w:rPr>
+                <w:sz w:val="17"/>
+                <w:szCs w:val="17"/>
+              </w:rPr>
+              <w:t xml:space="preserve">$8.28 “returned”</w:t>
+            </w:r>
+          </w:p>
+        </w:tc>
+        <w:tc>
+          <w:tcPr>
+            <w:tcW w:type="dxa" w:w="2300"/>
+            <w:tcBorders>
+              <w:top w:val="single" w:color="BFBFBF" w:sz="4"/>
+              <w:left w:val="single" w:color="BFBFBF" w:sz="4"/>
+              <w:bottom w:val="single" w:color="BFBFBF" w:sz="4"/>
+              <w:right w:val="single" w:color="BFBFBF" w:sz="4"/>
+            </w:tcBorders>
+            <w:shd w:fill="FFFFFF" w:color="auto" w:val="clear"/>
+            <w:tcMar>
+              <w:top w:type="dxa" w:w="80"/>
+              <w:left w:type="dxa" w:w="110"/>
+              <w:bottom w:type="dxa" w:w="80"/>
+              <w:right w:type="dxa" w:w="110"/>
+            </w:tcMar>
+          </w:tcPr>
+          <w:p>
+            <w:pPr>
+              <w:spacing w:after="40"/>
+            </w:pPr>
+            <w:r>
+              <w:rPr>
+                <w:sz w:val="17"/>
+                <w:szCs w:val="17"/>
+              </w:rPr>
+              <w:t xml:space="preserve">$8.28 saved per $1 (gross); $7.28 net</w:t>
+            </w:r>
+          </w:p>
+        </w:tc>
+        <w:tc>
+          <w:tcPr>
+            <w:tcW w:type="dxa" w:w="3010"/>
+            <w:tcBorders>
+              <w:top w:val="single" w:color="BFBFBF" w:sz="4"/>
+              <w:left w:val="single" w:color="BFBFBF" w:sz="4"/>
+              <w:bottom w:val="single" w:color="BFBFBF" w:sz="4"/>
+              <w:right w:val="single" w:color="BFBFBF" w:sz="4"/>
+            </w:tcBorders>
+            <w:shd w:fill="FFFFFF" w:color="auto" w:val="clear"/>
+            <w:tcMar>
+              <w:top w:type="dxa" w:w="80"/>
+              <w:left w:type="dxa" w:w="110"/>
+              <w:bottom w:type="dxa" w:w="80"/>
+              <w:right w:type="dxa" w:w="110"/>
+            </w:tcMar>
+          </w:tcPr>
+          <w:p>
+            <w:pPr>
+              <w:spacing w:after="40"/>
+            </w:pPr>
+            <w:r>
+              <w:rPr>
+                <w:sz w:val="17"/>
+                <w:szCs w:val="17"/>
+              </w:rPr>
+              <w:t xml:space="preserve">Net return subtracts the programme cost</w:t>
+            </w:r>
+          </w:p>
+        </w:tc>
+      </w:tr>
+      <w:tr>
+        <w:trPr>
+          <w:cantSplit/>
+        </w:trPr>
+        <w:tc>
+          <w:tcPr>
+            <w:tcW w:type="dxa" w:w="1700"/>
+            <w:tcBorders>
+              <w:top w:val="single" w:color="BFBFBF" w:sz="4"/>
+              <w:left w:val="single" w:color="BFBFBF" w:sz="4"/>
+              <w:bottom w:val="single" w:color="BFBFBF" w:sz="4"/>
+              <w:right w:val="single" w:color="BFBFBF" w:sz="4"/>
+            </w:tcBorders>
+            <w:shd w:fill="F2F2F2" w:color="auto" w:val="clear"/>
+            <w:tcMar>
+              <w:top w:type="dxa" w:w="80"/>
+              <w:left w:type="dxa" w:w="110"/>
+              <w:bottom w:type="dxa" w:w="80"/>
+              <w:right w:type="dxa" w:w="110"/>
+            </w:tcMar>
+          </w:tcPr>
+          <w:p>
+            <w:pPr>
+              <w:spacing w:after="40"/>
+            </w:pPr>
+            <w:r>
+              <w:rPr>
+                <w:sz w:val="17"/>
+                <w:szCs w:val="17"/>
+              </w:rPr>
+              <w:t xml:space="preserve">Burnout exposure (E_ab)</w:t>
+            </w:r>
+          </w:p>
+        </w:tc>
+        <w:tc>
+          <w:tcPr>
+            <w:tcW w:type="dxa" w:w="2350"/>
+            <w:tcBorders>
+              <w:top w:val="single" w:color="BFBFBF" w:sz="4"/>
+              <w:left w:val="single" w:color="BFBFBF" w:sz="4"/>
+              <w:bottom w:val="single" w:color="BFBFBF" w:sz="4"/>
+              <w:right w:val="single" w:color="BFBFBF" w:sz="4"/>
+            </w:tcBorders>
+            <w:shd w:fill="F2F2F2" w:color="auto" w:val="clear"/>
+            <w:tcMar>
+              <w:top w:type="dxa" w:w="80"/>
+              <w:left w:type="dxa" w:w="110"/>
+              <w:bottom w:type="dxa" w:w="80"/>
+              <w:right w:type="dxa" w:w="110"/>
+            </w:tcMar>
+          </w:tcPr>
+          <w:p>
+            <w:pPr>
+              <w:spacing w:after="40"/>
+            </w:pPr>
+            <w:r>
+              <w:rPr>
+                <w:sz w:val="17"/>
+                <w:szCs w:val="17"/>
+              </w:rPr>
+              <w:t xml:space="preserve">Formula omitted × workforce on sick days</w:t>
+            </w:r>
+          </w:p>
+        </w:tc>
+        <w:tc>
+          <w:tcPr>
+            <w:tcW w:type="dxa" w:w="2300"/>
+            <w:tcBorders>
+              <w:top w:val="single" w:color="BFBFBF" w:sz="4"/>
+              <w:left w:val="single" w:color="BFBFBF" w:sz="4"/>
+              <w:bottom w:val="single" w:color="BFBFBF" w:sz="4"/>
+              <w:right w:val="single" w:color="BFBFBF" w:sz="4"/>
+            </w:tcBorders>
+            <w:shd w:fill="F2F2F2" w:color="auto" w:val="clear"/>
+            <w:tcMar>
+              <w:top w:type="dxa" w:w="80"/>
+              <w:left w:type="dxa" w:w="110"/>
+              <w:bottom w:type="dxa" w:w="80"/>
+              <w:right w:type="dxa" w:w="110"/>
+            </w:tcMar>
+          </w:tcPr>
+          <w:p>
+            <w:pPr>
+              <w:spacing w:after="40"/>
+            </w:pPr>
+            <w:r>
+              <w:rPr>
+                <w:sz w:val="17"/>
+                <w:szCs w:val="17"/>
+              </w:rPr>
+              <w:t xml:space="preserve">(W × T_r × $93,000) + (S_d × W_d × W) + (A_r × A_c) + M_i, with A_r = 4</w:t>
+            </w:r>
+          </w:p>
+        </w:tc>
+        <w:tc>
+          <w:tcPr>
+            <w:tcW w:type="dxa" w:w="3010"/>
+            <w:tcBorders>
+              <w:top w:val="single" w:color="BFBFBF" w:sz="4"/>
+              <w:left w:val="single" w:color="BFBFBF" w:sz="4"/>
+              <w:bottom w:val="single" w:color="BFBFBF" w:sz="4"/>
+              <w:right w:val="single" w:color="BFBFBF" w:sz="4"/>
+            </w:tcBorders>
+            <w:shd w:fill="F2F2F2" w:color="auto" w:val="clear"/>
+            <w:tcMar>
+              <w:top w:type="dxa" w:w="80"/>
+              <w:left w:type="dxa" w:w="110"/>
+              <w:bottom w:type="dxa" w:w="80"/>
+              <w:right w:type="dxa" w:w="110"/>
+            </w:tcMar>
+          </w:tcPr>
+          <w:p>
+            <w:pPr>
+              <w:spacing w:after="40"/>
+            </w:pPr>
+            <w:r>
+              <w:rPr>
+                <w:sz w:val="17"/>
+                <w:szCs w:val="17"/>
+              </w:rPr>
+              <w:t xml:space="preserve">Reproduces the stated $456,500; exposure ceiling only, never used in ROI</w:t>
             </w:r>
           </w:p>
         </w:tc>
